--- a/water-erp/apps/api/模板文件/中标公告模板.docx
+++ b/water-erp/apps/api/模板文件/中标公告模板.docx
@@ -42,20 +42,6 @@
           <w:szCs w:val="43"/>
         </w:rPr>
         <w:t>{{项目名称}}</w:t>
-      </w:r>
-      <w:r>
-        <w:rPr>
-          <w:rFonts w:ascii="宋体" w:hAnsi="宋体" w:cs="宋体" w:hint="eastAsia"/>
-          <w:b/>
-          <w:bCs/>
-          <w:snapToGrid w:val="0"/>
-          <w:color w:val="000000"/>
-          <w:spacing w:val="-5"/>
-          <w:kern w:val="0"/>
-          <w:sz w:val="43"/>
-          <w:szCs w:val="43"/>
-        </w:rPr>
-        <w:t>采购</w:t>
       </w:r>
     </w:p>
     <w:p>

--- a/water-erp/apps/api/模板文件/中标公告模板.docx
+++ b/water-erp/apps/api/模板文件/中标公告模板.docx
@@ -244,7 +244,7 @@
           <w:color w:val="333333"/>
           <w:shd w:val="clear" w:color="auto" w:fill="FFFFFF"/>
         </w:rPr>
-        <w:t>最高限价</w:t>
+        <w:t>最高限价1</w:t>
       </w:r>
       <w:r>
         <w:rPr>
@@ -260,7 +260,7 @@
           <w:color w:val="333333"/>
           <w:shd w:val="clear" w:color="auto" w:fill="FFFFFF"/>
         </w:rPr>
-        <w:t>整（</w:t>
+        <w:t>（</w:t>
       </w:r>
       <w:r>
         <w:rPr>
@@ -284,7 +284,7 @@
           <w:color w:val="333333"/>
           <w:shd w:val="clear" w:color="auto" w:fill="FFFFFF"/>
         </w:rPr>
-        <w:t>最高限价</w:t>
+        <w:t>最高限价2</w:t>
       </w:r>
       <w:r>
         <w:rPr>
@@ -1288,7 +1288,7 @@
           <w:color w:val="333333"/>
           <w:shd w:val="clear" w:color="auto" w:fill="FFFFFF"/>
         </w:rPr>
-        <w:t>报价1</w:t>
+        <w:t>中标金额1</w:t>
       </w:r>
       <w:r>
         <w:rPr>
@@ -1304,7 +1304,7 @@
           <w:color w:val="333333"/>
           <w:shd w:val="clear" w:color="auto" w:fill="FFFFFF"/>
         </w:rPr>
-        <w:t>整（￥</w:t>
+        <w:t>（￥</w:t>
       </w:r>
       <w:r>
         <w:rPr>
@@ -1320,7 +1320,7 @@
           <w:color w:val="333333"/>
           <w:shd w:val="clear" w:color="auto" w:fill="FFFFFF"/>
         </w:rPr>
-        <w:t>报价11</w:t>
+        <w:t>中标金额2</w:t>
       </w:r>
       <w:r>
         <w:rPr>

--- a/water-erp/apps/api/模板文件/中标公告模板.docx
+++ b/water-erp/apps/api/模板文件/中标公告模板.docx
@@ -1356,7 +1356,7 @@
           <w:color w:val="333333"/>
           <w:shd w:val="clear" w:color="auto" w:fill="FFFFFF"/>
         </w:rPr>
-        <w:t>七、中标候选人公示期限：1日</w:t>
+        <w:t>七、中标候选人公示期限：{{公示期限}}</w:t>
       </w:r>
     </w:p>
     <w:p>
